--- a/documents/BTJ-GP6-SRS-document-06-16-26-brandonGalli.docx
+++ b/documents/BTJ-GP6-SRS-document-06-16-26-brandonGalli.docx
@@ -1321,23 +1321,783 @@
       </w:r>
     </w:p>
     <w:p>
+      <w:pPr>
+        <w:spacing w:after="40"/>
+      </w:pPr>
+    </w:p>
+    <w:p>
+      <w:pPr>
+        <w:spacing w:after="0"/>
+      </w:pPr>
       <w:r>
         <w:rPr>
-          <w:i/>
-          <w:color w:val="445566"/>
-          <w:sz w:val="18"/>
+          <w:b/>
+          <w:color w:val="1B3A57"/>
+          <w:sz w:val="20"/>
         </w:rPr>
-        <w:t>To build/refresh page numbers: click anywhere in the table below, then press F9 (or right-click → Update Field → Update entire table).</w:t>
-      </w:r>
-    </w:p>
-    <w:p>
-      <w:r>
+        <w:t>AI Report — How Our Team Used AI in the Workflow</w:t>
+      </w:r>
+    </w:p>
+    <w:p>
+      <w:pPr>
+        <w:spacing w:after="0"/>
+        <w:rPr>
+          <w:sz w:val="20"/>
+          <w:szCs w:val="20"/>
+        </w:rPr>
+      </w:pPr>
+      <w:r>
+        <w:rPr>
+          <w:b/>
+          <w:color w:val="1B3A57"/>
+          <w:sz w:val="20"/>
+          <w:szCs w:val="20"/>
+        </w:rPr>
+        <w:t>Part A — Prior Milestones (Corrected &amp; Carried Forward</w:t>
+      </w:r>
+      <w:r>
+        <w:rPr>
+          <w:b/>
+          <w:color w:val="1B3A57"/>
+          <w:sz w:val="20"/>
+          <w:szCs w:val="20"/>
+        </w:rPr>
+        <w:t xml:space="preserve"> – GP1 GP4</w:t>
+      </w:r>
+      <w:r>
+        <w:rPr>
+          <w:b/>
+          <w:color w:val="1B3A57"/>
+          <w:sz w:val="20"/>
+          <w:szCs w:val="20"/>
+        </w:rPr>
+        <w:t>)</w:t>
+      </w:r>
+    </w:p>
+    <w:p>
+      <w:pPr>
+        <w:spacing w:after="0"/>
+        <w:rPr>
+          <w:rFonts w:asciiTheme="minorHAnsi" w:hAnsiTheme="minorHAnsi"/>
+          <w:noProof/>
+          <w:color w:val="auto"/>
+          <w:kern w:val="2"/>
+          <w:sz w:val="20"/>
+          <w:szCs w:val="20"/>
+          <w14:ligatures w14:val="standardContextual"/>
+        </w:rPr>
+      </w:pPr>
+      <w:r>
+        <w:rPr>
+          <w:sz w:val="20"/>
+          <w:szCs w:val="20"/>
+        </w:rPr>
         <w:fldChar w:fldCharType="begin"/>
-        <w:instrText xml:space="preserve">TOC \o "1-3" \h \z \u</w:instrText>
+      </w:r>
+      <w:r>
+        <w:rPr>
+          <w:sz w:val="20"/>
+          <w:szCs w:val="20"/>
+        </w:rPr>
+        <w:instrText xml:space="preserve"> TOC \o "1-1" \n \h \z \u </w:instrText>
+      </w:r>
+      <w:r>
+        <w:rPr>
+          <w:sz w:val="20"/>
+          <w:szCs w:val="20"/>
+        </w:rPr>
         <w:fldChar w:fldCharType="separate"/>
-        <w:t>Table of Contents will appear here after you update the field (click here, press F9).</w:t>
+      </w:r>
+      <w:hyperlink w:anchor="_Toc231999374" w:history="1">
+        <w:r>
+          <w:rPr>
+            <w:rStyle w:val="Hyperlink"/>
+            <w:noProof/>
+            <w:sz w:val="20"/>
+            <w:szCs w:val="20"/>
+          </w:rPr>
+          <w:t>1. Functional Narrative — Project Scope &amp; Scale</w:t>
+        </w:r>
+      </w:hyperlink>
+    </w:p>
+    <w:p>
+      <w:pPr>
+        <w:pStyle w:val="TOC1"/>
+        <w:tabs>
+          <w:tab w:val="right" w:leader="dot" w:pos="9350"/>
+        </w:tabs>
+        <w:rPr>
+          <w:rFonts w:asciiTheme="minorHAnsi" w:hAnsiTheme="minorHAnsi"/>
+          <w:noProof/>
+          <w:color w:val="auto"/>
+          <w:kern w:val="2"/>
+          <w:sz w:val="20"/>
+          <w:szCs w:val="20"/>
+          <w14:ligatures w14:val="standardContextual"/>
+        </w:rPr>
+      </w:pPr>
+      <w:hyperlink w:anchor="_Toc231999375" w:history="1">
+        <w:r>
+          <w:rPr>
+            <w:rStyle w:val="Hyperlink"/>
+            <w:noProof/>
+            <w:sz w:val="20"/>
+            <w:szCs w:val="20"/>
+          </w:rPr>
+          <w:t>2. Assumptions (Platform, Environment, Compliance)</w:t>
+        </w:r>
+      </w:hyperlink>
+    </w:p>
+    <w:p>
+      <w:pPr>
+        <w:pStyle w:val="TOC1"/>
+        <w:tabs>
+          <w:tab w:val="right" w:leader="dot" w:pos="9350"/>
+        </w:tabs>
+        <w:rPr>
+          <w:rFonts w:asciiTheme="minorHAnsi" w:hAnsiTheme="minorHAnsi"/>
+          <w:noProof/>
+          <w:color w:val="auto"/>
+          <w:kern w:val="2"/>
+          <w:sz w:val="20"/>
+          <w:szCs w:val="20"/>
+          <w14:ligatures w14:val="standardContextual"/>
+        </w:rPr>
+      </w:pPr>
+      <w:hyperlink w:anchor="_Toc231999376" w:history="1">
+        <w:r>
+          <w:rPr>
+            <w:rStyle w:val="Hyperlink"/>
+            <w:noProof/>
+            <w:sz w:val="20"/>
+            <w:szCs w:val="20"/>
+          </w:rPr>
+          <w:t>3. User Requirements</w:t>
+        </w:r>
+      </w:hyperlink>
+    </w:p>
+    <w:p>
+      <w:pPr>
+        <w:pStyle w:val="TOC1"/>
+        <w:tabs>
+          <w:tab w:val="right" w:leader="dot" w:pos="9350"/>
+        </w:tabs>
+        <w:rPr>
+          <w:rFonts w:asciiTheme="minorHAnsi" w:hAnsiTheme="minorHAnsi"/>
+          <w:noProof/>
+          <w:color w:val="auto"/>
+          <w:kern w:val="2"/>
+          <w:sz w:val="20"/>
+          <w:szCs w:val="20"/>
+          <w14:ligatures w14:val="standardContextual"/>
+        </w:rPr>
+      </w:pPr>
+      <w:hyperlink w:anchor="_Toc231999377" w:history="1">
+        <w:r>
+          <w:rPr>
+            <w:rStyle w:val="Hyperlink"/>
+            <w:noProof/>
+            <w:sz w:val="20"/>
+            <w:szCs w:val="20"/>
+          </w:rPr>
+          <w:t>4. User Stories</w:t>
+        </w:r>
+      </w:hyperlink>
+    </w:p>
+    <w:p>
+      <w:pPr>
+        <w:pStyle w:val="TOC1"/>
+        <w:tabs>
+          <w:tab w:val="right" w:leader="dot" w:pos="9350"/>
+        </w:tabs>
+        <w:rPr>
+          <w:rFonts w:asciiTheme="minorHAnsi" w:hAnsiTheme="minorHAnsi"/>
+          <w:noProof/>
+          <w:color w:val="auto"/>
+          <w:kern w:val="2"/>
+          <w:sz w:val="20"/>
+          <w:szCs w:val="20"/>
+          <w14:ligatures w14:val="standardContextual"/>
+        </w:rPr>
+      </w:pPr>
+      <w:hyperlink w:anchor="_Toc231999378" w:history="1">
+        <w:r>
+          <w:rPr>
+            <w:rStyle w:val="Hyperlink"/>
+            <w:noProof/>
+            <w:sz w:val="20"/>
+            <w:szCs w:val="20"/>
+          </w:rPr>
+          <w:t>5. Acceptance Criteria</w:t>
+        </w:r>
+      </w:hyperlink>
+    </w:p>
+    <w:p>
+      <w:pPr>
+        <w:pStyle w:val="TOC1"/>
+        <w:tabs>
+          <w:tab w:val="right" w:leader="dot" w:pos="9350"/>
+        </w:tabs>
+        <w:rPr>
+          <w:rFonts w:asciiTheme="minorHAnsi" w:hAnsiTheme="minorHAnsi"/>
+          <w:noProof/>
+          <w:color w:val="auto"/>
+          <w:kern w:val="2"/>
+          <w:sz w:val="20"/>
+          <w:szCs w:val="20"/>
+          <w14:ligatures w14:val="standardContextual"/>
+        </w:rPr>
+      </w:pPr>
+      <w:hyperlink w:anchor="_Toc231999379" w:history="1">
+        <w:r>
+          <w:rPr>
+            <w:rStyle w:val="Hyperlink"/>
+            <w:noProof/>
+            <w:sz w:val="20"/>
+            <w:szCs w:val="20"/>
+          </w:rPr>
+          <w:t>6. Use Cases</w:t>
+        </w:r>
+      </w:hyperlink>
+    </w:p>
+    <w:p>
+      <w:pPr>
+        <w:pStyle w:val="TOC1"/>
+        <w:tabs>
+          <w:tab w:val="right" w:leader="dot" w:pos="9350"/>
+        </w:tabs>
+        <w:rPr>
+          <w:rFonts w:asciiTheme="minorHAnsi" w:hAnsiTheme="minorHAnsi"/>
+          <w:noProof/>
+          <w:color w:val="auto"/>
+          <w:kern w:val="2"/>
+          <w:sz w:val="20"/>
+          <w:szCs w:val="20"/>
+          <w14:ligatures w14:val="standardContextual"/>
+        </w:rPr>
+      </w:pPr>
+      <w:hyperlink w:anchor="_Toc231999380" w:history="1">
+        <w:r>
+          <w:rPr>
+            <w:rStyle w:val="Hyperlink"/>
+            <w:noProof/>
+            <w:sz w:val="20"/>
+            <w:szCs w:val="20"/>
+          </w:rPr>
+          <w:t>7. Use Case Diagrams</w:t>
+        </w:r>
+      </w:hyperlink>
+    </w:p>
+    <w:p>
+      <w:pPr>
+        <w:pStyle w:val="TOC1"/>
+        <w:tabs>
+          <w:tab w:val="right" w:leader="dot" w:pos="9350"/>
+        </w:tabs>
+        <w:rPr>
+          <w:rFonts w:asciiTheme="minorHAnsi" w:hAnsiTheme="minorHAnsi"/>
+          <w:noProof/>
+          <w:color w:val="auto"/>
+          <w:kern w:val="2"/>
+          <w:sz w:val="20"/>
+          <w:szCs w:val="20"/>
+          <w14:ligatures w14:val="standardContextual"/>
+        </w:rPr>
+      </w:pPr>
+      <w:hyperlink w:anchor="_Toc231999381" w:history="1">
+        <w:r>
+          <w:rPr>
+            <w:rStyle w:val="Hyperlink"/>
+            <w:noProof/>
+            <w:sz w:val="20"/>
+            <w:szCs w:val="20"/>
+          </w:rPr>
+          <w:t>7.5. Test Cases &amp; Test Results</w:t>
+        </w:r>
+      </w:hyperlink>
+    </w:p>
+    <w:p>
+      <w:pPr>
+        <w:pStyle w:val="TOC1"/>
+        <w:tabs>
+          <w:tab w:val="right" w:leader="dot" w:pos="9350"/>
+        </w:tabs>
+        <w:rPr>
+          <w:rFonts w:asciiTheme="minorHAnsi" w:hAnsiTheme="minorHAnsi"/>
+          <w:noProof/>
+          <w:color w:val="auto"/>
+          <w:kern w:val="2"/>
+          <w:sz w:val="20"/>
+          <w:szCs w:val="20"/>
+          <w14:ligatures w14:val="standardContextual"/>
+        </w:rPr>
+      </w:pPr>
+      <w:hyperlink w:anchor="_Toc231999382" w:history="1">
+        <w:r>
+          <w:rPr>
+            <w:rStyle w:val="Hyperlink"/>
+            <w:noProof/>
+            <w:sz w:val="20"/>
+            <w:szCs w:val="20"/>
+          </w:rPr>
+          <w:t>8. Core Architecture — Ownership, Coroutines &amp; Persistence</w:t>
+        </w:r>
+      </w:hyperlink>
+    </w:p>
+    <w:p>
+      <w:pPr>
+        <w:pStyle w:val="TOC1"/>
+        <w:tabs>
+          <w:tab w:val="right" w:leader="dot" w:pos="9350"/>
+        </w:tabs>
+        <w:rPr>
+          <w:rFonts w:asciiTheme="minorHAnsi" w:hAnsiTheme="minorHAnsi"/>
+          <w:noProof/>
+          <w:color w:val="auto"/>
+          <w:kern w:val="2"/>
+          <w:sz w:val="20"/>
+          <w:szCs w:val="20"/>
+          <w14:ligatures w14:val="standardContextual"/>
+        </w:rPr>
+      </w:pPr>
+      <w:hyperlink w:anchor="_Toc231999383" w:history="1">
+        <w:r>
+          <w:rPr>
+            <w:rStyle w:val="Hyperlink"/>
+            <w:noProof/>
+            <w:sz w:val="20"/>
+            <w:szCs w:val="20"/>
+          </w:rPr>
+          <w:t>9. Operational Flows &amp; Step Lists (Pseudocode)</w:t>
+        </w:r>
+      </w:hyperlink>
+    </w:p>
+    <w:p>
+      <w:pPr>
+        <w:pStyle w:val="TOC1"/>
+        <w:tabs>
+          <w:tab w:val="right" w:leader="dot" w:pos="9350"/>
+        </w:tabs>
+        <w:rPr>
+          <w:rFonts w:asciiTheme="minorHAnsi" w:hAnsiTheme="minorHAnsi"/>
+          <w:noProof/>
+          <w:color w:val="auto"/>
+          <w:kern w:val="2"/>
+          <w:sz w:val="20"/>
+          <w:szCs w:val="20"/>
+          <w14:ligatures w14:val="standardContextual"/>
+        </w:rPr>
+      </w:pPr>
+      <w:hyperlink w:anchor="_Toc231999384" w:history="1">
+        <w:r>
+          <w:rPr>
+            <w:rStyle w:val="Hyperlink"/>
+            <w:noProof/>
+            <w:sz w:val="20"/>
+            <w:szCs w:val="20"/>
+          </w:rPr>
+          <w:t>10. Activity Diagrams (Main vs IO)</w:t>
+        </w:r>
+      </w:hyperlink>
+    </w:p>
+    <w:p>
+      <w:pPr>
+        <w:pStyle w:val="TOC1"/>
+        <w:tabs>
+          <w:tab w:val="right" w:leader="dot" w:pos="9350"/>
+        </w:tabs>
+        <w:rPr>
+          <w:rFonts w:asciiTheme="minorHAnsi" w:hAnsiTheme="minorHAnsi"/>
+          <w:noProof/>
+          <w:color w:val="auto"/>
+          <w:kern w:val="2"/>
+          <w:sz w:val="20"/>
+          <w:szCs w:val="20"/>
+          <w14:ligatures w14:val="standardContextual"/>
+        </w:rPr>
+      </w:pPr>
+      <w:hyperlink w:anchor="_Toc231999385" w:history="1">
+        <w:r>
+          <w:rPr>
+            <w:rStyle w:val="Hyperlink"/>
+            <w:noProof/>
+            <w:sz w:val="20"/>
+            <w:szCs w:val="20"/>
+          </w:rPr>
+          <w:t>11. Sequence Diagrams</w:t>
+        </w:r>
+      </w:hyperlink>
+    </w:p>
+    <w:p>
+      <w:pPr>
+        <w:pStyle w:val="TOC1"/>
+        <w:tabs>
+          <w:tab w:val="right" w:leader="dot" w:pos="9350"/>
+        </w:tabs>
+        <w:rPr>
+          <w:rFonts w:asciiTheme="minorHAnsi" w:hAnsiTheme="minorHAnsi"/>
+          <w:noProof/>
+          <w:color w:val="auto"/>
+          <w:kern w:val="2"/>
+          <w:sz w:val="20"/>
+          <w:szCs w:val="20"/>
+          <w14:ligatures w14:val="standardContextual"/>
+        </w:rPr>
+      </w:pPr>
+      <w:hyperlink w:anchor="_Toc231999386" w:history="1">
+        <w:r>
+          <w:rPr>
+            <w:rStyle w:val="Hyperlink"/>
+            <w:noProof/>
+            <w:sz w:val="20"/>
+            <w:szCs w:val="20"/>
+          </w:rPr>
+          <w:t>12. State Machine Diagram</w:t>
+        </w:r>
+      </w:hyperlink>
+    </w:p>
+    <w:p>
+      <w:pPr>
+        <w:pStyle w:val="TOC1"/>
+        <w:tabs>
+          <w:tab w:val="right" w:leader="dot" w:pos="9350"/>
+        </w:tabs>
+        <w:rPr>
+          <w:rStyle w:val="Hyperlink"/>
+          <w:noProof/>
+          <w:sz w:val="20"/>
+          <w:szCs w:val="20"/>
+        </w:rPr>
+      </w:pPr>
+      <w:hyperlink w:anchor="_Toc231999387" w:history="1">
+        <w:r>
+          <w:rPr>
+            <w:rStyle w:val="Hyperlink"/>
+            <w:noProof/>
+            <w:sz w:val="20"/>
+            <w:szCs w:val="20"/>
+          </w:rPr>
+          <w:t>13. Traceability Matrix</w:t>
+        </w:r>
+      </w:hyperlink>
+    </w:p>
+    <w:p>
+      <w:pPr>
+        <w:spacing w:after="0"/>
+        <w:rPr>
+          <w:sz w:val="20"/>
+          <w:szCs w:val="20"/>
+        </w:rPr>
+      </w:pPr>
+      <w:r>
+        <w:rPr>
+          <w:b/>
+          <w:color w:val="1B3A57"/>
+          <w:sz w:val="20"/>
+          <w:szCs w:val="20"/>
+        </w:rPr>
+        <w:t>Part B — GP4 + GP5 Architectural Consolidation, Core Functionality &amp; Architectural Audit</w:t>
+      </w:r>
+    </w:p>
+    <w:p>
+      <w:pPr>
+        <w:pStyle w:val="TOC1"/>
+        <w:tabs>
+          <w:tab w:val="right" w:leader="dot" w:pos="9350"/>
+        </w:tabs>
+        <w:rPr>
+          <w:rFonts w:asciiTheme="minorHAnsi" w:hAnsiTheme="minorHAnsi"/>
+          <w:noProof/>
+          <w:color w:val="auto"/>
+          <w:kern w:val="2"/>
+          <w:sz w:val="20"/>
+          <w:szCs w:val="20"/>
+          <w14:ligatures w14:val="standardContextual"/>
+        </w:rPr>
+      </w:pPr>
+      <w:hyperlink w:anchor="_Toc231999388" w:history="1">
+        <w:r>
+          <w:rPr>
+            <w:rStyle w:val="Hyperlink"/>
+            <w:noProof/>
+            <w:sz w:val="20"/>
+            <w:szCs w:val="20"/>
+          </w:rPr>
+          <w:t>14. Coroutine Foundations</w:t>
+        </w:r>
+      </w:hyperlink>
+    </w:p>
+    <w:p>
+      <w:pPr>
+        <w:pStyle w:val="TOC1"/>
+        <w:tabs>
+          <w:tab w:val="right" w:leader="dot" w:pos="9350"/>
+        </w:tabs>
+        <w:rPr>
+          <w:rFonts w:asciiTheme="minorHAnsi" w:hAnsiTheme="minorHAnsi"/>
+          <w:noProof/>
+          <w:color w:val="auto"/>
+          <w:kern w:val="2"/>
+          <w:sz w:val="20"/>
+          <w:szCs w:val="20"/>
+          <w14:ligatures w14:val="standardContextual"/>
+        </w:rPr>
+      </w:pPr>
+      <w:hyperlink w:anchor="_Toc231999389" w:history="1">
+        <w:r>
+          <w:rPr>
+            <w:rStyle w:val="Hyperlink"/>
+            <w:noProof/>
+            <w:sz w:val="20"/>
+            <w:szCs w:val="20"/>
+          </w:rPr>
+          <w:t>15. Repository Evolution Plan</w:t>
+        </w:r>
+      </w:hyperlink>
+    </w:p>
+    <w:p>
+      <w:pPr>
+        <w:pStyle w:val="TOC1"/>
+        <w:tabs>
+          <w:tab w:val="right" w:leader="dot" w:pos="9350"/>
+        </w:tabs>
+        <w:rPr>
+          <w:rFonts w:asciiTheme="minorHAnsi" w:hAnsiTheme="minorHAnsi"/>
+          <w:noProof/>
+          <w:color w:val="auto"/>
+          <w:kern w:val="2"/>
+          <w:sz w:val="20"/>
+          <w:szCs w:val="20"/>
+          <w14:ligatures w14:val="standardContextual"/>
+        </w:rPr>
+      </w:pPr>
+      <w:hyperlink w:anchor="_Toc231999390" w:history="1">
+        <w:r>
+          <w:rPr>
+            <w:rStyle w:val="Hyperlink"/>
+            <w:noProof/>
+            <w:sz w:val="20"/>
+            <w:szCs w:val="20"/>
+          </w:rPr>
+          <w:t>16. API Contract Specification</w:t>
+        </w:r>
+      </w:hyperlink>
+    </w:p>
+    <w:p>
+      <w:pPr>
+        <w:pStyle w:val="TOC1"/>
+        <w:tabs>
+          <w:tab w:val="right" w:leader="dot" w:pos="9350"/>
+        </w:tabs>
+        <w:rPr>
+          <w:rFonts w:asciiTheme="minorHAnsi" w:hAnsiTheme="minorHAnsi"/>
+          <w:noProof/>
+          <w:color w:val="auto"/>
+          <w:kern w:val="2"/>
+          <w:sz w:val="20"/>
+          <w:szCs w:val="20"/>
+          <w14:ligatures w14:val="standardContextual"/>
+        </w:rPr>
+      </w:pPr>
+      <w:hyperlink w:anchor="_Toc231999391" w:history="1">
+        <w:r>
+          <w:rPr>
+            <w:rStyle w:val="Hyperlink"/>
+            <w:noProof/>
+            <w:sz w:val="20"/>
+            <w:szCs w:val="20"/>
+          </w:rPr>
+          <w:t>17. DTO + Mapping Plan</w:t>
+        </w:r>
+      </w:hyperlink>
+    </w:p>
+    <w:p>
+      <w:pPr>
+        <w:pStyle w:val="TOC1"/>
+        <w:tabs>
+          <w:tab w:val="right" w:leader="dot" w:pos="9350"/>
+        </w:tabs>
+        <w:rPr>
+          <w:rFonts w:asciiTheme="minorHAnsi" w:hAnsiTheme="minorHAnsi"/>
+          <w:noProof/>
+          <w:color w:val="auto"/>
+          <w:kern w:val="2"/>
+          <w:sz w:val="20"/>
+          <w:szCs w:val="20"/>
+          <w14:ligatures w14:val="standardContextual"/>
+        </w:rPr>
+      </w:pPr>
+      <w:hyperlink w:anchor="_Toc231999392" w:history="1">
+        <w:r>
+          <w:rPr>
+            <w:rStyle w:val="Hyperlink"/>
+            <w:noProof/>
+            <w:sz w:val="20"/>
+            <w:szCs w:val="20"/>
+          </w:rPr>
+          <w:t>18. Thread Boundary Plan</w:t>
+        </w:r>
+      </w:hyperlink>
+    </w:p>
+    <w:p>
+      <w:pPr>
+        <w:pStyle w:val="TOC1"/>
+        <w:tabs>
+          <w:tab w:val="right" w:leader="dot" w:pos="9350"/>
+        </w:tabs>
+        <w:rPr>
+          <w:rFonts w:asciiTheme="minorHAnsi" w:hAnsiTheme="minorHAnsi"/>
+          <w:noProof/>
+          <w:color w:val="auto"/>
+          <w:kern w:val="2"/>
+          <w:sz w:val="20"/>
+          <w:szCs w:val="20"/>
+          <w14:ligatures w14:val="standardContextual"/>
+        </w:rPr>
+      </w:pPr>
+      <w:hyperlink w:anchor="_Toc231999393" w:history="1">
+        <w:r>
+          <w:rPr>
+            <w:rStyle w:val="Hyperlink"/>
+            <w:noProof/>
+            <w:sz w:val="20"/>
+            <w:szCs w:val="20"/>
+          </w:rPr>
+          <w:t>19. Updated Activity Diagram (Dual Data Source)</w:t>
+        </w:r>
+      </w:hyperlink>
+    </w:p>
+    <w:p>
+      <w:pPr>
+        <w:pStyle w:val="TOC1"/>
+        <w:tabs>
+          <w:tab w:val="right" w:leader="dot" w:pos="9350"/>
+        </w:tabs>
+        <w:rPr>
+          <w:rFonts w:asciiTheme="minorHAnsi" w:hAnsiTheme="minorHAnsi"/>
+          <w:noProof/>
+          <w:color w:val="auto"/>
+          <w:kern w:val="2"/>
+          <w:sz w:val="20"/>
+          <w:szCs w:val="20"/>
+          <w14:ligatures w14:val="standardContextual"/>
+        </w:rPr>
+      </w:pPr>
+      <w:hyperlink w:anchor="_Toc231999394" w:history="1">
+        <w:r>
+          <w:rPr>
+            <w:rStyle w:val="Hyperlink"/>
+            <w:noProof/>
+            <w:sz w:val="20"/>
+            <w:szCs w:val="20"/>
+          </w:rPr>
+          <w:t>20. Updated Sequence Diagram (Dual Data Source)</w:t>
+        </w:r>
+      </w:hyperlink>
+    </w:p>
+    <w:p>
+      <w:pPr>
+        <w:pStyle w:val="TOC1"/>
+        <w:tabs>
+          <w:tab w:val="right" w:leader="dot" w:pos="9350"/>
+        </w:tabs>
+        <w:rPr>
+          <w:rFonts w:asciiTheme="minorHAnsi" w:hAnsiTheme="minorHAnsi"/>
+          <w:noProof/>
+          <w:color w:val="auto"/>
+          <w:kern w:val="2"/>
+          <w:sz w:val="20"/>
+          <w:szCs w:val="20"/>
+          <w14:ligatures w14:val="standardContextual"/>
+        </w:rPr>
+      </w:pPr>
+      <w:hyperlink w:anchor="_Toc231999395" w:history="1">
+        <w:r>
+          <w:rPr>
+            <w:rStyle w:val="Hyperlink"/>
+            <w:noProof/>
+            <w:sz w:val="20"/>
+            <w:szCs w:val="20"/>
+          </w:rPr>
+          <w:t>21. Architectural Risk Statement</w:t>
+        </w:r>
+      </w:hyperlink>
+    </w:p>
+    <w:p>
+      <w:pPr>
+        <w:pStyle w:val="TOC1"/>
+        <w:tabs>
+          <w:tab w:val="right" w:leader="dot" w:pos="9350"/>
+        </w:tabs>
+        <w:rPr>
+          <w:rFonts w:asciiTheme="minorHAnsi" w:hAnsiTheme="minorHAnsi"/>
+          <w:noProof/>
+          <w:color w:val="auto"/>
+          <w:kern w:val="2"/>
+          <w:sz w:val="20"/>
+          <w:szCs w:val="20"/>
+          <w14:ligatures w14:val="standardContextual"/>
+        </w:rPr>
+      </w:pPr>
+      <w:hyperlink w:anchor="_Toc231999396" w:history="1">
+        <w:r>
+          <w:rPr>
+            <w:rStyle w:val="Hyperlink"/>
+            <w:noProof/>
+            <w:sz w:val="20"/>
+            <w:szCs w:val="20"/>
+          </w:rPr>
+          <w:t>22. Updated Reactive State Architecture (GP5)</w:t>
+        </w:r>
+      </w:hyperlink>
+    </w:p>
+    <w:p>
+      <w:pPr>
+        <w:pStyle w:val="TOC1"/>
+        <w:tabs>
+          <w:tab w:val="right" w:leader="dot" w:pos="9350"/>
+        </w:tabs>
+        <w:rPr>
+          <w:rFonts w:asciiTheme="minorHAnsi" w:hAnsiTheme="minorHAnsi"/>
+          <w:noProof/>
+          <w:color w:val="auto"/>
+          <w:kern w:val="2"/>
+          <w:sz w:val="20"/>
+          <w:szCs w:val="20"/>
+          <w14:ligatures w14:val="standardContextual"/>
+        </w:rPr>
+      </w:pPr>
+      <w:hyperlink w:anchor="_Toc231999397" w:history="1">
+        <w:r>
+          <w:rPr>
+            <w:rStyle w:val="Hyperlink"/>
+            <w:noProof/>
+            <w:sz w:val="20"/>
+            <w:szCs w:val="20"/>
+          </w:rPr>
+          <w:t>23. Phased Development Approach</w:t>
+        </w:r>
+      </w:hyperlink>
+    </w:p>
+    <w:p>
+      <w:pPr>
+        <w:spacing w:after="0"/>
+        <w:rPr>
+          <w:sz w:val="20"/>
+        </w:rPr>
+      </w:pPr>
+      <w:r>
+        <w:rPr>
+          <w:sz w:val="20"/>
+          <w:szCs w:val="20"/>
+        </w:rPr>
         <w:fldChar w:fldCharType="end"/>
       </w:r>
+    </w:p>
+    <w:p>
+      <w:pPr>
+        <w:spacing w:after="0"/>
+      </w:pPr>
     </w:p>
     <w:p>
       <w:pPr>
@@ -36865,7 +37625,7 @@
                 <w:b w:val="0"/>
                 <w:sz w:val="18"/>
               </w:rPr>
-              <w:t>Repository contract (§15) hides Room vs API behind domain-typed functions; branching lives in the Repository.</w:t>
+              <w:t>Five repository interfaces + impls hide Room vs API behind domain-typed functions; ViewModels depend only on the interfaces; data-source wiring is centralized in the ServiceLocator composition root.</w:t>
             </w:r>
           </w:p>
         </w:tc>
@@ -36882,7 +37642,7 @@
                 <w:b w:val="0"/>
                 <w:sz w:val="18"/>
               </w:rPr>
-              <w:t>Aligned (design); API wiring is Phase 2</w:t>
+              <w:t>Aligned (implemented)</w:t>
             </w:r>
           </w:p>
         </w:tc>
@@ -37695,7 +38455,7 @@
                 <w:color w:val="1B3A57"/>
                 <w:sz w:val="21"/>
               </w:rPr>
-              <w:t>Verdict: ARCHITECTURALLY LEGITIMATE. Core functionality is integrated; the ViewModel is the state owner exposing explicit StateFlow; Compose collects and recomposes reactively; no GlobalScope or runBlocking exists; logic is out of the Activity/Composables; the repository layer is well-formed; and state survives rotation. Remaining work (live Retrofit calls, full Navigation implementation) is scheduled and does not violate the current architecture.</w:t>
+              <w:t>Verdict: ARCHITECTURALLY LEGITIMATE. Core functionality is integrated; the ViewModel is the state owner exposing explicit StateFlow; Compose collects and recomposes reactively; no GlobalScope or runBlocking exists; logic is out of the Activity/Composables; the Repository layer mediates live Retrofit calls and a Room offline cache (ViewModels import neither Retrofit nor Room); the full Navigation graph is in place; and state survives rotation.</w:t>
             </w:r>
           </w:p>
         </w:tc>
@@ -37712,7 +38472,7 @@
         <w:pStyle w:val="Heading1"/>
       </w:pPr>
       <w:r>
-        <w:t>28. What Remains To Be Developed (Feature Backlog)</w:t>
+        <w:t>28. Implementation Status &amp; Remaining Backlog</w:t>
       </w:r>
     </w:p>
     <w:p>
@@ -37722,7 +38482,7 @@
           <w:i w:val="0"/>
           <w:sz w:val="22"/>
         </w:rPr>
-        <w:t>Compiled list of features to be added during future project phases, with the preparation already done now to enable them.</w:t>
+        <w:t>The core architectural layers planned in earlier milestones are now implemented. The table records the as-built status of each work item; only the items marked Future remain.</w:t>
       </w:r>
     </w:p>
     <w:tbl>
@@ -37769,7 +38529,7 @@
                 <w:color w:val="FFFFFF"/>
                 <w:sz w:val="18"/>
               </w:rPr>
-              <w:t>Target Phase</w:t>
+              <w:t>Status</w:t>
             </w:r>
           </w:p>
         </w:tc>
@@ -37787,7 +38547,7 @@
                 <w:color w:val="FFFFFF"/>
                 <w:sz w:val="18"/>
               </w:rPr>
-              <w:t>Preparation Done Now</w:t>
+              <w:t>Notes</w:t>
             </w:r>
           </w:p>
         </w:tc>
@@ -37821,7 +38581,7 @@
                 <w:b w:val="0"/>
                 <w:sz w:val="18"/>
               </w:rPr>
-              <w:t>Phase 2 (next)</w:t>
+              <w:t>Implemented</w:t>
             </w:r>
           </w:p>
         </w:tc>
@@ -37837,7 +38597,7 @@
                 <w:b w:val="0"/>
                 <w:sz w:val="18"/>
               </w:rPr>
-              <w:t>API contract (§16), DTOs, and Repository contract (§15) fully designed.</w:t>
+              <w:t>RetrofitClient + suspend ApiService called only inside the RepositoryImpls.</w:t>
             </w:r>
           </w:p>
         </w:tc>
@@ -37856,7 +38616,7 @@
                 <w:b w:val="0"/>
                 <w:sz w:val="18"/>
               </w:rPr>
-              <w:t>Room entities, DAOs, and CachedInsight cache + migration</w:t>
+              <w:t>Room entities, DAOs, and offline cache</w:t>
             </w:r>
           </w:p>
         </w:tc>
@@ -37873,7 +38633,7 @@
                 <w:b w:val="0"/>
                 <w:sz w:val="18"/>
               </w:rPr>
-              <w:t>Phase 2</w:t>
+              <w:t>Implemented</w:t>
             </w:r>
           </w:p>
         </w:tc>
@@ -37890,7 +38650,7 @@
                 <w:b w:val="0"/>
                 <w:sz w:val="18"/>
               </w:rPr>
-              <w:t>Entities/DAOs specified (§8.4); write-through caching designed (§15.5).</w:t>
+              <w:t>AppDatabase v2 with 7 entities/DAOs; repositories write through and fall back to Room when offline.</w:t>
             </w:r>
           </w:p>
         </w:tc>
@@ -37908,7 +38668,7 @@
                 <w:b w:val="0"/>
                 <w:sz w:val="18"/>
               </w:rPr>
-              <w:t>DTO ↔ Domain ↔ Entity mappers</w:t>
+              <w:t>DTO ↔ Entity mappers</w:t>
             </w:r>
           </w:p>
         </w:tc>
@@ -37924,7 +38684,7 @@
                 <w:b w:val="0"/>
                 <w:sz w:val="18"/>
               </w:rPr>
-              <w:t>Phase 2</w:t>
+              <w:t>Implemented</w:t>
             </w:r>
           </w:p>
         </w:tc>
@@ -37940,7 +38700,7 @@
                 <w:b w:val="0"/>
                 <w:sz w:val="18"/>
               </w:rPr>
-              <w:t>Mapping path and rationale documented (§17).</w:t>
+              <w:t>toDto()/toEntity() mappers on every entity.</w:t>
             </w:r>
           </w:p>
         </w:tc>
@@ -37959,7 +38719,7 @@
                 <w:b w:val="0"/>
                 <w:sz w:val="18"/>
               </w:rPr>
-              <w:t>Full Jetpack Navigation implementation</w:t>
+              <w:t>Composition root (manual DI)</w:t>
             </w:r>
           </w:p>
         </w:tc>
@@ -37976,7 +38736,7 @@
                 <w:b w:val="0"/>
                 <w:sz w:val="18"/>
               </w:rPr>
-              <w:t>Phase 3</w:t>
+              <w:t>Implemented</w:t>
             </w:r>
           </w:p>
         </w:tc>
@@ -37993,7 +38753,7 @@
                 <w:b w:val="0"/>
                 <w:sz w:val="18"/>
               </w:rPr>
-              <w:t>NavHost + bottom-nav scaffold in place; back-stack discipline defined (§22.3).</w:t>
+              <w:t>ServiceLocator builds ApiService + AppDatabase once; ViewModels import neither.</w:t>
             </w:r>
           </w:p>
         </w:tc>
@@ -38011,7 +38771,7 @@
                 <w:b w:val="0"/>
                 <w:sz w:val="18"/>
               </w:rPr>
-              <w:t>History import (JSON/CSV) end-to-end</w:t>
+              <w:t>Full Jetpack Navigation implementation</w:t>
             </w:r>
           </w:p>
         </w:tc>
@@ -38027,7 +38787,7 @@
                 <w:b w:val="0"/>
                 <w:sz w:val="18"/>
               </w:rPr>
-              <w:t>Phase 3</w:t>
+              <w:t>Implemented</w:t>
             </w:r>
           </w:p>
         </w:tc>
@@ -38043,7 +38803,7 @@
                 <w:b w:val="0"/>
                 <w:sz w:val="18"/>
               </w:rPr>
-              <w:t>Import endpoint defined; FR-3 scoped.</w:t>
+              <w:t>NavHost + bottom nav across 6 destinations; back stack survives rotation.</w:t>
             </w:r>
           </w:p>
         </w:tc>
@@ -38062,7 +38822,7 @@
                 <w:b w:val="0"/>
                 <w:sz w:val="18"/>
               </w:rPr>
-              <w:t>Charts/analytics polish (trends)</w:t>
+              <w:t>History import (JSON/CSV) end-to-end</w:t>
             </w:r>
           </w:p>
         </w:tc>
@@ -38079,7 +38839,7 @@
                 <w:b w:val="0"/>
                 <w:sz w:val="18"/>
               </w:rPr>
-              <w:t>Phase 3</w:t>
+              <w:t>Implemented</w:t>
             </w:r>
           </w:p>
         </w:tc>
@@ -38096,7 +38856,7 @@
                 <w:b w:val="0"/>
                 <w:sz w:val="18"/>
               </w:rPr>
-              <w:t>History/analytics screens and data series stubs exist (FR-45–47).</w:t>
+              <w:t>ProfileRepository.importFile (neutral signature) performs the multipart upload.</w:t>
             </w:r>
           </w:p>
         </w:tc>
@@ -38114,7 +38874,7 @@
                 <w:b w:val="0"/>
                 <w:sz w:val="18"/>
               </w:rPr>
-              <w:t>Medication / nutrition / sleep richer logging UI</w:t>
+              <w:t>Charts/analytics (trends)</w:t>
             </w:r>
           </w:p>
         </w:tc>
@@ -38130,7 +38890,7 @@
                 <w:b w:val="0"/>
                 <w:sz w:val="18"/>
               </w:rPr>
-              <w:t>Phase 4</w:t>
+              <w:t>Partial</w:t>
             </w:r>
           </w:p>
         </w:tc>
@@ -38146,7 +38906,7 @@
                 <w:b w:val="0"/>
                 <w:sz w:val="18"/>
               </w:rPr>
-              <w:t>DTOs + endpoints already specified (§16).</w:t>
+              <w:t>History line/bar charts shipped; deeper trend analytics are future work.</w:t>
             </w:r>
           </w:p>
         </w:tc>
@@ -38165,7 +38925,7 @@
                 <w:b w:val="0"/>
                 <w:sz w:val="18"/>
               </w:rPr>
-              <w:t>Auth + multi-user / cloud sync</w:t>
+              <w:t>Medication / nutrition / sleep logging UI</w:t>
             </w:r>
           </w:p>
         </w:tc>
@@ -38182,7 +38942,7 @@
                 <w:b w:val="0"/>
                 <w:sz w:val="18"/>
               </w:rPr>
-              <w:t>Future (out of MVP)</w:t>
+              <w:t>Implemented</w:t>
             </w:r>
           </w:p>
         </w:tc>
@@ -38199,7 +38959,7 @@
                 <w:b w:val="0"/>
                 <w:sz w:val="18"/>
               </w:rPr>
-              <w:t>Profile carries user_id; error contract reserves AUTH_ERROR.</w:t>
+              <w:t>Log screen covers all 7 entry types.</w:t>
             </w:r>
           </w:p>
         </w:tc>
@@ -38217,7 +38977,7 @@
                 <w:b w:val="0"/>
                 <w:sz w:val="18"/>
               </w:rPr>
-              <w:t>Automated UI tests (Compose/Espresso)</w:t>
+              <w:t>Auth + multi-user / cloud sync</w:t>
             </w:r>
           </w:p>
         </w:tc>
@@ -38233,6 +38993,58 @@
                 <w:b w:val="0"/>
                 <w:sz w:val="18"/>
               </w:rPr>
+              <w:t>Future (out of MVP)</w:t>
+            </w:r>
+          </w:p>
+        </w:tc>
+        <w:tc>
+          <w:tcPr>
+            <w:tcW w:type="dxa" w:w="4032"/>
+          </w:tcPr>
+          <w:p>
+            <w:r/>
+            <w:r>
+              <w:rPr>
+                <w:rFonts w:ascii="Calibri" w:hAnsi="Calibri"/>
+                <w:b w:val="0"/>
+                <w:sz w:val="18"/>
+              </w:rPr>
+              <w:t>Profile carries user_id; error contract reserves AUTH_ERROR.</w:t>
+            </w:r>
+          </w:p>
+        </w:tc>
+      </w:tr>
+      <w:tr>
+        <w:tc>
+          <w:tcPr>
+            <w:tcW w:type="dxa" w:w="4608"/>
+            <w:shd w:val="clear" w:fill="EAF2F8"/>
+          </w:tcPr>
+          <w:p>
+            <w:r/>
+            <w:r>
+              <w:rPr>
+                <w:rFonts w:ascii="Calibri" w:hAnsi="Calibri"/>
+                <w:b w:val="0"/>
+                <w:sz w:val="18"/>
+              </w:rPr>
+              <w:t>Automated UI tests (Compose/Espresso)</w:t>
+            </w:r>
+          </w:p>
+        </w:tc>
+        <w:tc>
+          <w:tcPr>
+            <w:tcW w:type="dxa" w:w="2304"/>
+            <w:shd w:val="clear" w:fill="EAF2F8"/>
+          </w:tcPr>
+          <w:p>
+            <w:r/>
+            <w:r>
+              <w:rPr>
+                <w:rFonts w:ascii="Calibri" w:hAnsi="Calibri"/>
+                <w:b w:val="0"/>
+                <w:sz w:val="18"/>
+              </w:rPr>
               <w:t>Future</w:t>
             </w:r>
           </w:p>
@@ -38240,6 +39052,7 @@
         <w:tc>
           <w:tcPr>
             <w:tcW w:type="dxa" w:w="4032"/>
+            <w:shd w:val="clear" w:fill="EAF2F8"/>
           </w:tcPr>
           <w:p>
             <w:r/>
